--- a/posts/2026-10-04-cafe/최종 프로젝트 - UnderCooked.docx
+++ b/posts/2026-10-04-cafe/최종 프로젝트 - UnderCooked.docx
@@ -14,7 +14,7 @@
       </w:r>
     </w:p>
     <w:p>
-      <w:hyperlink w:history="1" r:id="rIdrvwq_c4h9_r9yys-io3j5">
+      <w:hyperlink w:history="1" r:id="rId7hv9vc88ki21ahfmynt9d">
         <w:r>
           <w:rPr>
             <w:rStyle w:val="Hyperlink"/>

--- a/posts/2026-10-04-cafe/최종 프로젝트 - UnderCooked.docx
+++ b/posts/2026-10-04-cafe/최종 프로젝트 - UnderCooked.docx
@@ -14,7 +14,7 @@
       </w:r>
     </w:p>
     <w:p>
-      <w:hyperlink w:history="1" r:id="rIdblpaqef1e0udqrknsdfpy">
+      <w:hyperlink w:history="1" r:id="rIdc1hu2eylg79_a18lvoacc">
         <w:r>
           <w:rPr>
             <w:rStyle w:val="Hyperlink"/>
@@ -106,7 +106,26 @@
         <w:keepNext w:val="false"/>
       </w:pPr>
       <w:r>
-        <w:t xml:space="preserve">Overcooked라는 게임을 아주 단순하게 줄인 주방을 Unity로 만들고, 두 셰프가 주문을 읽고 역할을 나눠 요리를 내는 법을 ML-Agents의 MA-POCA로 학습시켰습니다. 처음에는 재료 2종·요리 3종으로 만들었고, 이후 재료를 하나 더 넣어 재료 3종·요리 6종까지 넓혔습니다. 각 부분을 어떻게 만들었는지 정리해보겠습니다.</w:t>
+        <w:t xml:space="preserve">Overcooked라는 게임을 아주 단순하게 줄인 주방을 Unity로 만들고, 두 셰프가 주문을 읽고 역할을 나눠 요리를 내는 법을 ML-Agents의 MA-POCA로 학습시켰습니다. 처음에는 재료 2종·요리 3종으로 만들었고, 이후 재료를 하나 더 넣어 재료 3종·요리 6종까지 넓혔습니다.</w:t>
+      </w:r>
+    </w:p>
+    <w:p/>
+    <w:p>
+      <w:pPr>
+        <w:keepNext w:val="false"/>
+      </w:pPr>
+      <w:r>
+        <w:t xml:space="preserve">결론부터 말하면, 최종 모델은 45초 판에서 3접시 목표를 1105판 중 1099판(</w:t>
+      </w:r>
+      <w:r>
+        <w:rPr>
+          <w:b/>
+          <w:bCs/>
+        </w:rPr>
+        <w:t xml:space="preserve">99.5%</w:t>
+      </w:r>
+      <w:r>
+        <w:t xml:space="preserve">) 달성했습니다. 다만 초록이 들어가지 않은 요리는 주문판에 있어도 13~36%만 골라서, 요리 선택에는 편향이 남아 있습니다. 각 부분을 어떻게 만들었는지 정리해보겠습니다.</w:t>
       </w:r>
     </w:p>
     <w:p/>
@@ -3463,7 +3482,7 @@
                 <w:sz w:val="19"/>
                 <w:szCs w:val="19"/>
               </w:rPr>
-              <w:t xml:space="preserve">목표 달성</w:t>
+              <w:t xml:space="preserve">목표 달성 (학습 중)</w:t>
             </w:r>
           </w:p>
         </w:tc>
@@ -4327,16 +4346,7 @@
         <w:t xml:space="preserve">이미 익힌 요리를 주문에서 빼는 것</w:t>
       </w:r>
       <w:r>
-        <w:t xml:space="preserve">이었습니다(</w:t>
-      </w:r>
-      <w:r>
-        <w:rPr>
-          <w:rFonts w:ascii="Consolas" w:cs="Consolas" w:eastAsia="Consolas" w:hAnsi="Consolas"/>
-        </w:rPr>
-        <w:t xml:space="preserve">recipe_pool_start</w:t>
-      </w:r>
-      <w:r>
-        <w:t xml:space="preserve">). 7단계는 BlueSoup만, 8단계는 지름길 2종을 뺀 4종만 주문합니다. 그 뒤 6종을 섞어 이어 학습하자 26% → 93%가 됐습니다.</w:t>
+        <w:t xml:space="preserve">이었습니다. 7단계는 BlueSoup만, 8단계는 지름길 2종을 뺀 4종만 주문합니다. 그 뒤 6종을 섞어 이어 학습하자 26% → 93%가 됐습니다.</w:t>
       </w:r>
     </w:p>
     <w:p>
@@ -4866,7 +4876,7 @@
                 <w:sz w:val="19"/>
                 <w:szCs w:val="19"/>
               </w:rPr>
-              <w:t xml:space="preserve">성공한 판 길이</w:t>
+              <w:t xml:space="preserve">성공한 판 길이 (중앙값)</w:t>
             </w:r>
           </w:p>
         </w:tc>
@@ -5237,6 +5247,42 @@
       </w:pPr>
       <w:r>
         <w:t xml:space="preserve">다음으로는 주문과 냄비 내용물을 같은 "재료 구성" 형식으로 주는 관측 변경, 서빙 보너스를 처음부터 켠 채 한 번에 학습하기, 처리 속도에 맞춘 주문 간격 조정을 해볼 계획입니다.</w:t>
+      </w:r>
+    </w:p>
+    <w:p/>
+    <w:p>
+      <w:pPr>
+        <w:pStyle w:val="Heading1"/>
+      </w:pPr>
+      <w:r>
+        <w:t xml:space="preserve">마치며</w:t>
+      </w:r>
+    </w:p>
+    <w:p>
+      <w:pPr>
+        <w:keepNext w:val="false"/>
+      </w:pPr>
+      <w:r>
+        <w:t xml:space="preserve">가장 크게 배운 것은 </w:t>
+      </w:r>
+      <w:r>
+        <w:rPr>
+          <w:b/>
+          <w:bCs/>
+        </w:rPr>
+        <w:t xml:space="preserve">보상이나 성공률이 오른다고 원하는 행동을 배운 것은 아니라는 점</w:t>
+      </w:r>
+      <w:r>
+        <w:t xml:space="preserve">입니다. 서빙 없이 보상만 쌓이는 경로, 팀 보상이 빠진 커리큘럼 지표, 아는 요리만으로 성공률을 채우는 지름길은 모두 그 숫자만 봐서는 드러나지 않았고, 서빙 수와 냄비 기록을 따로 세어 보고 나서야 보였습니다.</w:t>
+      </w:r>
+    </w:p>
+    <w:p/>
+    <w:p>
+      <w:pPr>
+        <w:keepNext w:val="false"/>
+      </w:pPr>
+      <w:r>
+        <w:t xml:space="preserve">런 하나로 원인을 단정하면 안 된다는 것도 배웠습니다. 벌점 덕분이라고 적었던 향상이 시드를 늘려 보니 추가 학습 덕분이었던 것처럼, 보너스가 편향을 줄였다는 지금의 해석도 대조 실험으로 확인해야 할 부분으로 남아 있습니다.</w:t>
       </w:r>
     </w:p>
     <w:sectPr>
